--- a/보관본/러시아 인권변호사/Word/8부/8부_2화_팀의_재편.docx
+++ b/보관본/러시아 인권변호사/Word/8부/8부_2화_팀의_재편.docx
@@ -3051,7 +3051,7 @@
           <w:i w:val="0"/>
           <w:sz w:val="22"/>
         </w:rPr>
-        <w:t>Правда. Он старше нашей команды, судя по слоям краски. Мы его не закрашиваем.</w:t>
+        <w:t>Правда. Оно старше нашей команды, судя по слоям краски. Мы его не закрашиваем.</w:t>
       </w:r>
     </w:p>
     <w:p>

--- a/보관본/러시아 인권변호사/Word/8부/8부_2화_팀의_재편.docx
+++ b/보관본/러시아 인권변호사/Word/8부/8부_2화_팀의_재편.docx
@@ -62,7 +62,7 @@
           <w:i w:val="0"/>
           <w:sz w:val="22"/>
         </w:rPr>
-        <w:t>1화 대국민 발표로부터 며칠 뒤의 월요일. 이졸다 티모페예브나를 잃은 뒤 「Компас Аудит」 출신 핵심 멤버들의 첫 공식 개편. 재정투명성 서비스는 이제 38명 규모의 국가기관이지만, 그 중심은 여전히 창립 멤버 넷(키릴·나스탸·이졸다·베니아민)이었다. 독립 기초위원회와 위기결정회의 지원으로 일이 두 배로 늘면서, 이졸다가 맡던 조율·기록·팀 운영의 공백이 드러난다. 베니아민이 그 자리를 ‘대신’이 아니라 ‘이어서’ 맡고, 새 얼굴 베트로프가 합류해 첫 과제로 팀 자신을 감사한다. 료샤가 예고 없이 사무실을 찾는다. (키릴과 나스탸는 부부지만 동료들 앞에서는 서로 부칭과 вы를 쓴다.)</w:t>
+        <w:t>1화 대국민 발표로부터 며칠 뒤의 월요일. 이졸다 티모페예브나를 잃은 뒤 「Компас Аудит」 출신 핵심 멤버들의 첫 공식 개편. 재정투명성 서비스는 이제 38명 규모의 국가기관이지만, 그 중심은 여전히 창립 멤버 넷(키릴·나스탸·이졸다·베니아민)이었다. 독립 기초위원회와 위기결정위원회 지원으로 일이 두 배로 늘면서, 이졸다가 맡던 조율·기록·팀 운영의 공백이 드러난다. 베니아민이 그 자리를 ‘대신’이 아니라 ‘이어서’ 맡고, 새 얼굴 베트로프가 합류해 첫 과제로 팀 자신을 감사한다. 료샤가 예고 없이 사무실을 찾는다. (키릴과 나스탸는 부부지만 동료들 앞에서는 서로 부칭과 вы를 쓴다.)</w:t>
       </w:r>
     </w:p>
     <w:p>
@@ -3386,7 +3386,7 @@
           <w:i w:val="0"/>
           <w:sz w:val="22"/>
         </w:rPr>
-        <w:t xml:space="preserve"> — народная пословица): «на зеркало неча пенять, коли рожа крива» — 감사팀은 권력이 자신을 비춰 보는 ‘거울’이라는 주제. 베트로프의 “누가 감사관을 감사하는가”라는 질문에 답하며 료샤가 속담처럼 꺼내고, 베니아민이 “당신 말인가요, 고골인가요?”라고 되묻자 “속담은 민중의 것, 제사는 고골의 것, 약속은 내 것”이라고 답한다 (장면 4).</w:t>
+        <w:t xml:space="preserve"> — народная пословица): «на зеркало неча пенять, коли рожа крива» — 한국어 해설: 감사팀은 권력이 자신을 비춰 보는 ‘거울’이라는 주제. 베트로프의 “누가 감사관을 감사하는가”라는 질문에 답하며 료샤가 속담처럼 꺼내고, 베니아민이 “당신 말인가요, 고골인가요?”라고 되묻자 “속담은 민중의 것, 제사는 고골의 것, 약속은 내 것”이라고 답한다 (장면 4).</w:t>
       </w:r>
     </w:p>
     <w:p>
